--- a/documentos-fonte/POP_GO2.docx
+++ b/documentos-fonte/POP_GO2.docx
@@ -1123,18 +1123,7 @@
       </w:pPr>
       <w:r>
         <w:lastRenderedPageBreak/>
-        <w:t xml:space="preserve"> </w:t>
-      </w:r>
-      <w:proofErr w:type="spellStart"/>
-      <w:r>
-        <w:t>Testenado</w:t>
-      </w:r>
-      <w:proofErr w:type="spellEnd"/>
-      <w:r>
-        <w:t xml:space="preserve"> </w:t>
-      </w:r>
-      <w:r>
-        <w:t xml:space="preserve">O presente Manual tem por objetivo estabelecer, de forma padronizada, disciplinada e auditável, os Procedimentos Operacionais Padrão (POP) da </w:t>
+        <w:t xml:space="preserve"> O presente Manual tem por objetivo estabelecer, de forma padronizada, disciplinada e auditável, os Procedimentos Operacionais Padrão (POP) da </w:t>
       </w:r>
       <w:r>
         <w:rPr>
@@ -1599,7 +1588,15 @@
         <w:jc w:val="both"/>
       </w:pPr>
       <w:r>
-        <w:t>Grau de proteção: equivalente a IP44 (não certificado, conforme especificação do fabricante); o robô não é impermeável, sendo vedada a operação sob chuva forte ou em ambientes encharcados;</w:t>
+        <w:t xml:space="preserve">Grau de proteção: Não informado oficialmente pelo fabricante para a família </w:t>
+      </w:r>
+      <w:proofErr w:type="spellStart"/>
+      <w:r>
+        <w:t>Unitree</w:t>
+      </w:r>
+      <w:proofErr w:type="spellEnd"/>
+      <w:r>
+        <w:t xml:space="preserve"> GO2. O equipamento destina-se à operação em ambientes internos e externos, devendo ser observadas as recomendações do fabricante quanto à exposição à água, poeira e demais agentes ambientais. É vedada a imersão intencional e a limpeza com jatos de alta pressão.</w:t>
       </w:r>
     </w:p>
     <w:p>
@@ -1817,7 +1814,15 @@
                 <w:sz w:val="20"/>
                 <w:szCs w:val="20"/>
               </w:rPr>
-              <w:t>Configuração padrão a partir da linha EDU/EDU Plus; permite construção de mapa de nuvem de pontos e definição de rotas autônomas</w:t>
+              <w:t xml:space="preserve">Configuração padrão a partir da linha EDU/EDU Plus; permite construção de mapa de nuvem de </w:t>
+            </w:r>
+            <w:r>
+              <w:rPr>
+                <w:sz w:val="20"/>
+                <w:szCs w:val="20"/>
+              </w:rPr>
+              <w:lastRenderedPageBreak/>
+              <w:t>pontos e definição de rotas autônomas</w:t>
             </w:r>
           </w:p>
         </w:tc>

--- a/documentos-fonte/POP_GO2.docx
+++ b/documentos-fonte/POP_GO2.docx
@@ -1194,8 +1194,13 @@
         <w:ind w:firstLine="709"/>
         <w:jc w:val="both"/>
       </w:pPr>
-      <w:r>
-        <w:t>Fornecer uma base documental consistente e auditável para clientes dos setores industrial, logístico, de segurança patrimonial e de pesquisa;</w:t>
+      <w:proofErr w:type="spellStart"/>
+      <w:r>
+        <w:t>Fornecer</w:t>
+      </w:r>
+      <w:proofErr w:type="spellEnd"/>
+      <w:r>
+        <w:t xml:space="preserve"> uma base documental consistente e auditável para clientes dos setores industrial, logístico, de segurança patrimonial e de pesquisa;</w:t>
       </w:r>
     </w:p>
     <w:p>
@@ -1261,7 +1266,59 @@
                 <w:iCs/>
                 <w:color w:val="156082"/>
               </w:rPr>
-              <w:t>Nota: Abrangência de Modelos: Este Manual aplica-se a todas as variantes do robô Unitree GO2 comercializadas ou operadas pela XD4Solutions, incluindo, sem caráter exaustivo, as configurações GO2 Air, GO2 Pro, GO2 X, GO2 EDU, GO2 EDU Plus e a variante rodo-articulada GO2-W, independentemente do nível de computação embarcada (8 núcleos padrão, ou módulos NVIDIA Jetson Orin de 40/100 TOPS), do tipo de LiDAR instalado (L1, Mid-360 ou XT16) ou da presença de braço robótico opcional (configurações EDU Plus). Especificações técnicas que variem entre configurações — velocidade máxima, capacidade de carga, autonomia de bateria — devem ser verificadas na ficha técnica específica da unidade efetivamente operada, prevalecendo, em caso de dúvida, os valores mais conservadores entre as configurações homologadas pela XD4Solutions.</w:t>
+              <w:t xml:space="preserve">Nota: Abrangência de Modelos: Este Manual aplica-se a todas as variantes do robô Unitree GO2 comercializadas ou operadas pela XD4Solutions, incluindo, sem caráter exaustivo, as configurações GO2 Air, GO2 </w:t>
+            </w:r>
+            <w:proofErr w:type="gramStart"/>
+            <w:r>
+              <w:rPr>
+                <w:i/>
+                <w:iCs/>
+                <w:color w:val="156082"/>
+              </w:rPr>
+              <w:t>Pro, GO2</w:t>
+            </w:r>
+            <w:proofErr w:type="gramEnd"/>
+            <w:r>
+              <w:rPr>
+                <w:i/>
+                <w:iCs/>
+                <w:color w:val="156082"/>
+              </w:rPr>
+              <w:t xml:space="preserve"> X</w:t>
+            </w:r>
+            <w:r>
+              <w:rPr>
+                <w:i/>
+                <w:iCs/>
+                <w:color w:val="156082"/>
+              </w:rPr>
+              <w:t xml:space="preserve"> e</w:t>
+            </w:r>
+            <w:r>
+              <w:rPr>
+                <w:i/>
+                <w:iCs/>
+                <w:color w:val="156082"/>
+              </w:rPr>
+              <w:t xml:space="preserve"> GO2 EDU e a variante rodo-articulada GO2-W, independentemente do nível de computação embarcada (8 núcleos padrão, ou módulos NVIDIA Jetson Orin de 40/100 TOPS), do tipo </w:t>
+            </w:r>
+            <w:proofErr w:type="gramStart"/>
+            <w:r>
+              <w:rPr>
+                <w:i/>
+                <w:iCs/>
+                <w:color w:val="156082"/>
+              </w:rPr>
+              <w:t>de LiDAR</w:t>
+            </w:r>
+            <w:proofErr w:type="gramEnd"/>
+            <w:r>
+              <w:rPr>
+                <w:i/>
+                <w:iCs/>
+                <w:color w:val="156082"/>
+              </w:rPr>
+              <w:t xml:space="preserve"> instalado (L1, Mid-360 ou XT16) ou da presença de braço robótico opcional (configurações EDU). Especificações técnicas que variem entre configurações — velocidade máxima, capacidade de carga, autonomia de bateria — devem ser verificadas na ficha técnica específica da unidade efetivamente operada, prevalecendo, em caso de dúvida, os valores mais conservadores entre as configurações homologadas pela XD4Solutions.</w:t>
             </w:r>
           </w:p>
         </w:tc>
@@ -1461,7 +1518,13 @@
         <w:jc w:val="both"/>
       </w:pPr>
       <w:r>
-        <w:t>As especificações a seguir referem-se aos valores de referência do robô Unitree GO2 em suas principais configurações (Air, Pro, X, EDU e EDU Plus). Parâmetros como velocidade máxima, capacidade de carga e computação embarcada variam conforme o modelo especificamente homologado para a missão, devendo ser sempre confirmados na ficha técnica da unidade operada.</w:t>
+        <w:t>As especificações a seguir referem-se aos valores de referência do robô Unitree GO2 em suas principais configurações (Air, Pro, X</w:t>
+      </w:r>
+      <w:r>
+        <w:t xml:space="preserve"> e </w:t>
+      </w:r>
+      <w:r>
+        <w:t>EDU). Parâmetros como velocidade máxima, capacidade de carga e computação embarcada variam conforme o modelo especificamente homologado para a missão, devendo ser sempre confirmados na ficha técnica da unidade operada.</w:t>
       </w:r>
     </w:p>
     <w:p>
@@ -1814,7 +1877,7 @@
                 <w:sz w:val="20"/>
                 <w:szCs w:val="20"/>
               </w:rPr>
-              <w:t xml:space="preserve">Configuração padrão a partir da linha EDU/EDU Plus; permite construção de mapa de nuvem de </w:t>
+              <w:t xml:space="preserve">Configuração padrão a partir da linha EDU; permite construção de </w:t>
             </w:r>
             <w:r>
               <w:rPr>
@@ -1822,7 +1885,7 @@
                 <w:szCs w:val="20"/>
               </w:rPr>
               <w:lastRenderedPageBreak/>
-              <w:t>pontos e definição de rotas autônomas</w:t>
+              <w:t>mapa de nuvem de pontos e definição de rotas autônomas</w:t>
             </w:r>
           </w:p>
         </w:tc>
@@ -1906,7 +1969,14 @@
                 <w:sz w:val="20"/>
                 <w:szCs w:val="20"/>
               </w:rPr>
-              <w:t>Braço robótico (configuração EDU Plus)</w:t>
+              <w:t xml:space="preserve">Braço robótico </w:t>
+            </w:r>
+            <w:r>
+              <w:rPr>
+                <w:sz w:val="20"/>
+                <w:szCs w:val="20"/>
+              </w:rPr>
+              <w:t>(dependendo da versão)</w:t>
             </w:r>
           </w:p>
         </w:tc>
@@ -2157,7 +2227,23 @@
         <w:jc w:val="both"/>
       </w:pPr>
       <w:r>
-        <w:t>A configuração do robô a ser empregada — modelo (Air, Pro, X, EDU, EDU Plus ou GO2-W), tipo de LiDAR instalado e presença ou não de braço robótico — deve ser definida na fase de planejamento da missão (MGO – Planejamento da Missão), em função do objetivo operacional contratado, sendo registrada no dossiê da missão.</w:t>
+        <w:t xml:space="preserve">A configuração do robô a ser empregada — modelo (Air, </w:t>
+      </w:r>
+      <w:proofErr w:type="gramStart"/>
+      <w:r>
+        <w:t>Pro, X</w:t>
+      </w:r>
+      <w:proofErr w:type="gramEnd"/>
+      <w:r>
+        <w:t xml:space="preserve">, EDU ou GO2-W), tipo </w:t>
+      </w:r>
+      <w:proofErr w:type="gramStart"/>
+      <w:r>
+        <w:t>de LiDAR</w:t>
+      </w:r>
+      <w:proofErr w:type="gramEnd"/>
+      <w:r>
+        <w:t xml:space="preserve"> instalado e presença ou não de braço robótico — deve ser definida na fase de planejamento da missão (MGO – Planejamento da Missão), em função do objetivo operacional contratado, sendo registrada no dossiê da missão.</w:t>
       </w:r>
     </w:p>
     <w:p>
@@ -4916,7 +5002,7 @@
         <w:t xml:space="preserve"> GO2 SDK/ROS 2 - Developer Guide</w:t>
       </w:r>
       <w:r>
-        <w:t xml:space="preserve"> (versão vigente, quando aplicável à configuração EDU/EDU Plus);</w:t>
+        <w:t xml:space="preserve"> (versão vigente, quando aplicável à configuração EDU);</w:t>
       </w:r>
     </w:p>
     <w:p>
@@ -9126,6 +9212,7 @@
   <w:style w:type="character" w:default="1" w:styleId="Fontepargpadro">
     <w:name w:val="Default Paragraph Font"/>
     <w:uiPriority w:val="1"/>
+    <w:semiHidden/>
     <w:unhideWhenUsed/>
   </w:style>
   <w:style w:type="table" w:default="1" w:styleId="Tabelanormal">
